--- a/data/calebhallinan.resume_nogpa.docx
+++ b/data/calebhallinan.resume_nogpa.docx
@@ -104,58 +104,26 @@
           <w:sz w:val="22"/>
           <w:szCs w:val="22"/>
         </w:rPr>
-        <w:t xml:space="preserve">High-performing, out-going student seeking to leverage my passions for </w:t>
-      </w:r>
-      <w:r>
-        <w:rPr>
-          <w:rFonts w:ascii="Times New Roman" w:hAnsi="Times New Roman" w:cs="Times New Roman"/>
-          <w:sz w:val="22"/>
-          <w:szCs w:val="22"/>
-        </w:rPr>
-        <w:t>biology</w:t>
-      </w:r>
-      <w:r>
-        <w:rPr>
-          <w:rFonts w:ascii="Times New Roman" w:hAnsi="Times New Roman" w:cs="Times New Roman"/>
-          <w:sz w:val="22"/>
-          <w:szCs w:val="22"/>
-        </w:rPr>
-        <w:t xml:space="preserve"> and statistical analysis in a vocation </w:t>
+        <w:t xml:space="preserve">High-performing and data-oriented Research Assistant with 2+ years of extensive research experience involving machine learning techniques, image analysis and cellular biology. </w:t>
+      </w:r>
+      <w:r>
+        <w:rPr>
+          <w:rFonts w:ascii="Times New Roman" w:hAnsi="Times New Roman" w:cs="Times New Roman"/>
+          <w:sz w:val="22"/>
+          <w:szCs w:val="22"/>
+        </w:rPr>
+        <w:t>I am s</w:t>
+      </w:r>
+      <w:r>
+        <w:rPr>
+          <w:rFonts w:ascii="Times New Roman" w:hAnsi="Times New Roman" w:cs="Times New Roman"/>
+          <w:sz w:val="22"/>
+          <w:szCs w:val="22"/>
+        </w:rPr>
+        <w:t>eeking to leverage my passions for biology and statistics by pursing a graduate degree in Statistics/Biostatistics, ideally to further explore my interests in how deep learning can be applied to the medical field.</w:t>
       </w:r>
       <w:bookmarkStart w:id="0" w:name="_GoBack"/>
       <w:bookmarkEnd w:id="0"/>
-      <w:r>
-        <w:rPr>
-          <w:rFonts w:ascii="Times New Roman" w:hAnsi="Times New Roman" w:cs="Times New Roman"/>
-          <w:sz w:val="22"/>
-          <w:szCs w:val="22"/>
-        </w:rPr>
-        <w:t>where I will have opportunities to contribute unique insights and perspectives to a highly</w:t>
-      </w:r>
-      <w:r>
-        <w:rPr>
-          <w:rFonts w:ascii="Times New Roman" w:hAnsi="Times New Roman" w:cs="Times New Roman"/>
-          <w:sz w:val="22"/>
-          <w:szCs w:val="22"/>
-        </w:rPr>
-        <w:t xml:space="preserve"> </w:t>
-      </w:r>
-      <w:r>
-        <w:rPr>
-          <w:rFonts w:ascii="Times New Roman" w:hAnsi="Times New Roman" w:cs="Times New Roman"/>
-          <w:sz w:val="22"/>
-          <w:szCs w:val="22"/>
-        </w:rPr>
-        <w:t>collaborative, results-oriented t</w:t>
-      </w:r>
-      <w:r>
-        <w:rPr>
-          <w:rFonts w:ascii="Times New Roman" w:hAnsi="Times New Roman" w:cs="Times New Roman"/>
-          <w:sz w:val="22"/>
-          <w:szCs w:val="22"/>
-        </w:rPr>
-        <w:t>eam.</w:t>
-      </w:r>
     </w:p>
     <w:p>
       <w:pPr>
@@ -450,7 +418,15 @@
           <w:sz w:val="22"/>
           <w:szCs w:val="22"/>
         </w:rPr>
-        <w:t>Focused Ultrasound Foundation</w:t>
+        <w:t xml:space="preserve">The Lee Lab at </w:t>
+      </w:r>
+      <w:r>
+        <w:rPr>
+          <w:rFonts w:ascii="Times New Roman" w:hAnsi="Times New Roman" w:cs="Times New Roman"/>
+          <w:sz w:val="22"/>
+          <w:szCs w:val="22"/>
+        </w:rPr>
+        <w:t xml:space="preserve">Boston Children’s Hospital </w:t>
       </w:r>
       <w:r>
         <w:rPr>
@@ -467,7 +443,7 @@
           <w:sz w:val="22"/>
           <w:szCs w:val="22"/>
         </w:rPr>
-        <w:t>June</w:t>
+        <w:t>September 2021</w:t>
       </w:r>
       <w:r>
         <w:rPr>
@@ -476,7 +452,7 @@
           <w:sz w:val="22"/>
           <w:szCs w:val="22"/>
         </w:rPr>
-        <w:t xml:space="preserve"> 2</w:t>
+        <w:t xml:space="preserve"> </w:t>
       </w:r>
       <w:r>
         <w:rPr>
@@ -485,7 +461,7 @@
           <w:sz w:val="22"/>
           <w:szCs w:val="22"/>
         </w:rPr>
-        <w:t>020</w:t>
+        <w:t>–</w:t>
       </w:r>
       <w:r>
         <w:rPr>
@@ -494,177 +470,7 @@
           <w:sz w:val="22"/>
           <w:szCs w:val="22"/>
         </w:rPr>
-        <w:t xml:space="preserve"> – Present</w:t>
-      </w:r>
-    </w:p>
-    <w:p>
-      <w:pPr>
-        <w:pStyle w:val="ListParagraph"/>
-        <w:numPr>
-          <w:ilvl w:val="0"/>
-          <w:numId w:val="7"/>
-        </w:numPr>
-        <w:rPr>
-          <w:rFonts w:ascii="Times New Roman" w:hAnsi="Times New Roman" w:cs="Times New Roman"/>
-          <w:sz w:val="22"/>
-          <w:szCs w:val="22"/>
-        </w:rPr>
-      </w:pPr>
-      <w:r>
-        <w:rPr>
-          <w:rFonts w:ascii="Times New Roman" w:hAnsi="Times New Roman" w:cs="Times New Roman"/>
-          <w:sz w:val="22"/>
-          <w:szCs w:val="22"/>
-        </w:rPr>
-        <w:t xml:space="preserve">Perform statistical analysis on flow cytometry data </w:t>
-      </w:r>
-      <w:r>
-        <w:rPr>
-          <w:rFonts w:ascii="Times New Roman" w:hAnsi="Times New Roman" w:cs="Times New Roman"/>
-          <w:sz w:val="22"/>
-          <w:szCs w:val="22"/>
-        </w:rPr>
-        <w:t>to determine the effect of focused ultrasound on mice tumors</w:t>
-      </w:r>
-    </w:p>
-    <w:p>
-      <w:pPr>
-        <w:pStyle w:val="ListParagraph"/>
-        <w:numPr>
-          <w:ilvl w:val="0"/>
-          <w:numId w:val="7"/>
-        </w:numPr>
-        <w:rPr>
-          <w:rFonts w:ascii="Times New Roman" w:hAnsi="Times New Roman" w:cs="Times New Roman"/>
-          <w:sz w:val="22"/>
-          <w:szCs w:val="22"/>
-        </w:rPr>
-      </w:pPr>
-      <w:r>
-        <w:rPr>
-          <w:rFonts w:ascii="Times New Roman" w:hAnsi="Times New Roman" w:cs="Times New Roman"/>
-          <w:sz w:val="22"/>
-          <w:szCs w:val="22"/>
-        </w:rPr>
-        <w:t>Transform, analyze and visualize brain tumor data to distinguish normal brain matter from tumor tissue</w:t>
-      </w:r>
-    </w:p>
-    <w:p>
-      <w:pPr>
-        <w:pStyle w:val="ListParagraph"/>
-        <w:numPr>
-          <w:ilvl w:val="0"/>
-          <w:numId w:val="7"/>
-        </w:numPr>
-        <w:rPr>
-          <w:rFonts w:ascii="Times New Roman" w:hAnsi="Times New Roman" w:cs="Times New Roman"/>
-          <w:sz w:val="22"/>
-          <w:szCs w:val="22"/>
-        </w:rPr>
-      </w:pPr>
-      <w:r>
-        <w:rPr>
-          <w:rFonts w:ascii="Times New Roman" w:hAnsi="Times New Roman" w:cs="Times New Roman"/>
-          <w:sz w:val="22"/>
-          <w:szCs w:val="22"/>
-        </w:rPr>
-        <w:t xml:space="preserve">Develop </w:t>
-      </w:r>
-      <w:r>
-        <w:rPr>
-          <w:rFonts w:ascii="Times New Roman" w:hAnsi="Times New Roman" w:cs="Times New Roman"/>
-          <w:sz w:val="22"/>
-          <w:szCs w:val="22"/>
-        </w:rPr>
-        <w:t>R and Python files to read in data, implement machine learning techniques and visualize results</w:t>
-      </w:r>
-    </w:p>
-    <w:p>
-      <w:pPr>
-        <w:pStyle w:val="ListParagraph"/>
-        <w:numPr>
-          <w:ilvl w:val="0"/>
-          <w:numId w:val="7"/>
-        </w:numPr>
-        <w:rPr>
-          <w:rFonts w:ascii="Times New Roman" w:hAnsi="Times New Roman" w:cs="Times New Roman"/>
-          <w:sz w:val="22"/>
-          <w:szCs w:val="22"/>
-        </w:rPr>
-      </w:pPr>
-      <w:r>
-        <w:rPr>
-          <w:rFonts w:ascii="Times New Roman" w:hAnsi="Times New Roman" w:cs="Times New Roman"/>
-          <w:sz w:val="22"/>
-          <w:szCs w:val="22"/>
-        </w:rPr>
-        <w:t xml:space="preserve">Receive </w:t>
-      </w:r>
-      <w:r>
-        <w:rPr>
-          <w:rFonts w:ascii="Times New Roman" w:hAnsi="Times New Roman" w:cs="Times New Roman"/>
-          <w:sz w:val="22"/>
-          <w:szCs w:val="22"/>
-        </w:rPr>
-        <w:t>guidance from</w:t>
-      </w:r>
-      <w:r>
-        <w:rPr>
-          <w:rFonts w:ascii="Times New Roman" w:hAnsi="Times New Roman" w:cs="Times New Roman"/>
-          <w:sz w:val="22"/>
-          <w:szCs w:val="22"/>
-        </w:rPr>
-        <w:t xml:space="preserve"> a UVA Professor and a Director from the </w:t>
-      </w:r>
-      <w:r>
-        <w:rPr>
-          <w:rFonts w:ascii="Times New Roman" w:hAnsi="Times New Roman" w:cs="Times New Roman"/>
-          <w:sz w:val="22"/>
-          <w:szCs w:val="22"/>
-        </w:rPr>
-        <w:t>Focused Ultrasound Foundation</w:t>
-      </w:r>
-    </w:p>
-    <w:p>
-      <w:pPr>
-        <w:tabs>
-          <w:tab w:val="right" w:pos="10052"/>
-        </w:tabs>
-        <w:rPr>
-          <w:rFonts w:ascii="Times New Roman" w:hAnsi="Times New Roman" w:cs="Times New Roman"/>
-          <w:b/>
-          <w:sz w:val="22"/>
-          <w:szCs w:val="22"/>
-        </w:rPr>
-      </w:pPr>
-    </w:p>
-    <w:p>
-      <w:pPr>
-        <w:tabs>
-          <w:tab w:val="right" w:pos="10052"/>
-        </w:tabs>
-        <w:rPr>
-          <w:rFonts w:ascii="Times New Roman" w:hAnsi="Times New Roman" w:cs="Times New Roman"/>
-          <w:sz w:val="22"/>
-          <w:szCs w:val="22"/>
-        </w:rPr>
-      </w:pPr>
-      <w:r>
-        <w:rPr>
-          <w:rFonts w:ascii="Times New Roman" w:hAnsi="Times New Roman" w:cs="Times New Roman"/>
-          <w:b/>
-          <w:sz w:val="22"/>
-          <w:szCs w:val="22"/>
-        </w:rPr>
-        <w:t>Teaching Assistant in Regression Analysis and Chemistry Lab</w:t>
-      </w:r>
-      <w:r>
-        <w:rPr>
-          <w:rFonts w:ascii="Times New Roman" w:hAnsi="Times New Roman" w:cs="Times New Roman"/>
-          <w:sz w:val="22"/>
-          <w:szCs w:val="22"/>
-        </w:rPr>
-        <w:tab/>
+        <w:t xml:space="preserve"> </w:t>
       </w:r>
       <w:r>
         <w:rPr>
@@ -673,263 +479,7 @@
           <w:sz w:val="22"/>
           <w:szCs w:val="22"/>
         </w:rPr>
-        <w:t xml:space="preserve">September 2019 </w:t>
-      </w:r>
-      <w:r>
-        <w:rPr>
-          <w:rFonts w:ascii="Times New Roman" w:hAnsi="Times New Roman" w:cs="Times New Roman"/>
-          <w:i/>
-          <w:sz w:val="22"/>
-          <w:szCs w:val="22"/>
-        </w:rPr>
-        <w:t>–</w:t>
-      </w:r>
-      <w:r>
-        <w:rPr>
-          <w:rFonts w:ascii="Times New Roman" w:hAnsi="Times New Roman" w:cs="Times New Roman"/>
-          <w:i/>
-          <w:sz w:val="22"/>
-          <w:szCs w:val="22"/>
-        </w:rPr>
-        <w:t xml:space="preserve"> </w:t>
-      </w:r>
-      <w:r>
-        <w:rPr>
-          <w:rFonts w:ascii="Times New Roman" w:hAnsi="Times New Roman" w:cs="Times New Roman"/>
-          <w:i/>
-          <w:sz w:val="22"/>
-          <w:szCs w:val="22"/>
-        </w:rPr>
-        <w:t>May 2021</w:t>
-      </w:r>
-    </w:p>
-    <w:p>
-      <w:pPr>
-        <w:pStyle w:val="ListParagraph"/>
-        <w:numPr>
-          <w:ilvl w:val="0"/>
-          <w:numId w:val="7"/>
-        </w:numPr>
-        <w:rPr>
-          <w:rFonts w:ascii="Times New Roman" w:hAnsi="Times New Roman" w:cs="Times New Roman"/>
-          <w:sz w:val="22"/>
-          <w:szCs w:val="22"/>
-        </w:rPr>
-      </w:pPr>
-      <w:r>
-        <w:rPr>
-          <w:rFonts w:ascii="Times New Roman" w:hAnsi="Times New Roman" w:cs="Times New Roman"/>
-          <w:sz w:val="22"/>
-          <w:szCs w:val="22"/>
-        </w:rPr>
-        <w:t>Oversee 80 students in understanding regression and SAS in a project-based class</w:t>
-      </w:r>
-    </w:p>
-    <w:p>
-      <w:pPr>
-        <w:pStyle w:val="ListParagraph"/>
-        <w:numPr>
-          <w:ilvl w:val="0"/>
-          <w:numId w:val="7"/>
-        </w:numPr>
-        <w:rPr>
-          <w:rFonts w:ascii="Times New Roman" w:hAnsi="Times New Roman" w:cs="Times New Roman"/>
-          <w:sz w:val="22"/>
-          <w:szCs w:val="22"/>
-        </w:rPr>
-      </w:pPr>
-      <w:r>
-        <w:rPr>
-          <w:rFonts w:ascii="Times New Roman" w:hAnsi="Times New Roman" w:cs="Times New Roman"/>
-          <w:sz w:val="22"/>
-          <w:szCs w:val="22"/>
-        </w:rPr>
-        <w:t>Hold office hours, grade assignments and answer specific questions during class</w:t>
-      </w:r>
-    </w:p>
-    <w:p>
-      <w:pPr>
-        <w:pStyle w:val="ListParagraph"/>
-        <w:numPr>
-          <w:ilvl w:val="0"/>
-          <w:numId w:val="7"/>
-        </w:numPr>
-        <w:rPr>
-          <w:rFonts w:ascii="Times New Roman" w:hAnsi="Times New Roman" w:cs="Times New Roman"/>
-          <w:sz w:val="22"/>
-          <w:szCs w:val="22"/>
-        </w:rPr>
-      </w:pPr>
-      <w:r>
-        <w:rPr>
-          <w:rFonts w:ascii="Times New Roman" w:hAnsi="Times New Roman" w:cs="Times New Roman"/>
-          <w:sz w:val="22"/>
-          <w:szCs w:val="22"/>
-        </w:rPr>
-        <w:t>Supervise 24 students in</w:t>
-      </w:r>
-      <w:r>
-        <w:rPr>
-          <w:rFonts w:ascii="Times New Roman" w:hAnsi="Times New Roman" w:cs="Times New Roman"/>
-          <w:sz w:val="22"/>
-          <w:szCs w:val="22"/>
-        </w:rPr>
-        <w:t xml:space="preserve"> Chemistry</w:t>
-      </w:r>
-      <w:r>
-        <w:rPr>
-          <w:rFonts w:ascii="Times New Roman" w:hAnsi="Times New Roman" w:cs="Times New Roman"/>
-          <w:sz w:val="22"/>
-          <w:szCs w:val="22"/>
-        </w:rPr>
-        <w:t xml:space="preserve"> lab</w:t>
-      </w:r>
-      <w:r>
-        <w:rPr>
-          <w:rFonts w:ascii="Times New Roman" w:hAnsi="Times New Roman" w:cs="Times New Roman"/>
-          <w:sz w:val="22"/>
-          <w:szCs w:val="22"/>
-        </w:rPr>
-        <w:t>, grade assignments</w:t>
-      </w:r>
-      <w:r>
-        <w:rPr>
-          <w:rFonts w:ascii="Times New Roman" w:hAnsi="Times New Roman" w:cs="Times New Roman"/>
-          <w:sz w:val="22"/>
-          <w:szCs w:val="22"/>
-        </w:rPr>
-        <w:t xml:space="preserve"> and design </w:t>
-      </w:r>
-      <w:r>
-        <w:rPr>
-          <w:rFonts w:ascii="Times New Roman" w:hAnsi="Times New Roman" w:cs="Times New Roman"/>
-          <w:sz w:val="22"/>
-          <w:szCs w:val="22"/>
-        </w:rPr>
-        <w:t>P</w:t>
-      </w:r>
-      <w:r>
-        <w:rPr>
-          <w:rFonts w:ascii="Times New Roman" w:hAnsi="Times New Roman" w:cs="Times New Roman"/>
-          <w:sz w:val="22"/>
-          <w:szCs w:val="22"/>
-        </w:rPr>
-        <w:t>ower</w:t>
-      </w:r>
-      <w:r>
-        <w:rPr>
-          <w:rFonts w:ascii="Times New Roman" w:hAnsi="Times New Roman" w:cs="Times New Roman"/>
-          <w:sz w:val="22"/>
-          <w:szCs w:val="22"/>
-        </w:rPr>
-        <w:t>P</w:t>
-      </w:r>
-      <w:r>
-        <w:rPr>
-          <w:rFonts w:ascii="Times New Roman" w:hAnsi="Times New Roman" w:cs="Times New Roman"/>
-          <w:sz w:val="22"/>
-          <w:szCs w:val="22"/>
-        </w:rPr>
-        <w:t>oints</w:t>
-      </w:r>
-    </w:p>
-    <w:p>
-      <w:pPr>
-        <w:rPr>
-          <w:rFonts w:ascii="Times New Roman" w:hAnsi="Times New Roman" w:cs="Times New Roman"/>
-          <w:sz w:val="22"/>
-          <w:szCs w:val="22"/>
-        </w:rPr>
-      </w:pPr>
-    </w:p>
-    <w:p>
-      <w:pPr>
-        <w:tabs>
-          <w:tab w:val="right" w:pos="10052"/>
-        </w:tabs>
-        <w:rPr>
-          <w:rFonts w:ascii="Times New Roman" w:hAnsi="Times New Roman" w:cs="Times New Roman"/>
-          <w:sz w:val="22"/>
-          <w:szCs w:val="22"/>
-        </w:rPr>
-      </w:pPr>
-      <w:r>
-        <w:rPr>
-          <w:rFonts w:ascii="Times New Roman" w:hAnsi="Times New Roman" w:cs="Times New Roman"/>
-          <w:b/>
-          <w:sz w:val="22"/>
-          <w:szCs w:val="22"/>
-        </w:rPr>
-        <w:t>Retail worker</w:t>
-      </w:r>
-      <w:r>
-        <w:rPr>
-          <w:rFonts w:ascii="Times New Roman" w:hAnsi="Times New Roman" w:cs="Times New Roman"/>
-          <w:b/>
-          <w:sz w:val="22"/>
-          <w:szCs w:val="22"/>
-        </w:rPr>
-        <w:t xml:space="preserve">, </w:t>
-      </w:r>
-      <w:r>
-        <w:rPr>
-          <w:rFonts w:ascii="Times New Roman" w:hAnsi="Times New Roman" w:cs="Times New Roman"/>
-          <w:sz w:val="22"/>
-          <w:szCs w:val="22"/>
-        </w:rPr>
-        <w:t>Backcountry Ski and Spor</w:t>
-      </w:r>
-      <w:r>
-        <w:rPr>
-          <w:rFonts w:ascii="Times New Roman" w:hAnsi="Times New Roman" w:cs="Times New Roman"/>
-          <w:sz w:val="22"/>
-          <w:szCs w:val="22"/>
-        </w:rPr>
-        <w:t>t</w:t>
-      </w:r>
-      <w:r>
-        <w:rPr>
-          <w:rFonts w:ascii="Times New Roman" w:hAnsi="Times New Roman" w:cs="Times New Roman"/>
-          <w:sz w:val="22"/>
-          <w:szCs w:val="22"/>
-        </w:rPr>
-        <w:tab/>
-      </w:r>
-      <w:r>
-        <w:rPr>
-          <w:rFonts w:ascii="Times New Roman" w:hAnsi="Times New Roman" w:cs="Times New Roman"/>
-          <w:i/>
-          <w:sz w:val="22"/>
-          <w:szCs w:val="22"/>
-        </w:rPr>
-        <w:t xml:space="preserve">May 2019 </w:t>
-      </w:r>
-      <w:r>
-        <w:rPr>
-          <w:rFonts w:ascii="Times New Roman" w:hAnsi="Times New Roman" w:cs="Times New Roman"/>
-          <w:i/>
-          <w:sz w:val="22"/>
-          <w:szCs w:val="22"/>
-        </w:rPr>
-        <w:t>–</w:t>
-      </w:r>
-      <w:r>
-        <w:rPr>
-          <w:rFonts w:ascii="Times New Roman" w:hAnsi="Times New Roman" w:cs="Times New Roman"/>
-          <w:i/>
-          <w:sz w:val="22"/>
-          <w:szCs w:val="22"/>
-        </w:rPr>
-        <w:t xml:space="preserve"> </w:t>
-      </w:r>
-      <w:r>
-        <w:rPr>
-          <w:rFonts w:ascii="Times New Roman" w:hAnsi="Times New Roman" w:cs="Times New Roman"/>
-          <w:i/>
-          <w:sz w:val="22"/>
-          <w:szCs w:val="22"/>
-        </w:rPr>
-        <w:t>January 2020</w:t>
+        <w:t>Present</w:t>
       </w:r>
       <w:r>
         <w:rPr>
@@ -952,41 +502,26 @@
         </w:tabs>
         <w:rPr>
           <w:rFonts w:ascii="Times New Roman" w:hAnsi="Times New Roman" w:cs="Times New Roman"/>
-          <w:sz w:val="22"/>
-          <w:szCs w:val="22"/>
-        </w:rPr>
-      </w:pPr>
-      <w:r>
-        <w:rPr>
-          <w:rFonts w:ascii="Times New Roman" w:hAnsi="Times New Roman" w:cs="Times New Roman"/>
-          <w:sz w:val="22"/>
-          <w:szCs w:val="22"/>
-        </w:rPr>
-        <w:t xml:space="preserve">Interacted with </w:t>
-      </w:r>
-      <w:r>
-        <w:rPr>
-          <w:rFonts w:ascii="Times New Roman" w:hAnsi="Times New Roman" w:cs="Times New Roman"/>
-          <w:sz w:val="22"/>
-          <w:szCs w:val="22"/>
-        </w:rPr>
-        <w:t xml:space="preserve">over 25 customers a day by offering recommendations and running </w:t>
-      </w:r>
-      <w:r>
-        <w:rPr>
-          <w:rFonts w:ascii="Times New Roman" w:hAnsi="Times New Roman" w:cs="Times New Roman"/>
-          <w:sz w:val="22"/>
-          <w:szCs w:val="22"/>
-        </w:rPr>
-        <w:t>a</w:t>
-      </w:r>
-      <w:r>
-        <w:rPr>
-          <w:rFonts w:ascii="Times New Roman" w:hAnsi="Times New Roman" w:cs="Times New Roman"/>
-          <w:sz w:val="22"/>
-          <w:szCs w:val="22"/>
-        </w:rPr>
-        <w:t xml:space="preserve"> register</w:t>
+          <w:b/>
+          <w:sz w:val="22"/>
+          <w:szCs w:val="22"/>
+        </w:rPr>
+      </w:pPr>
+      <w:r>
+        <w:rPr>
+          <w:rFonts w:ascii="Times New Roman" w:hAnsi="Times New Roman" w:cs="Times New Roman"/>
+          <w:sz w:val="22"/>
+          <w:szCs w:val="22"/>
+        </w:rPr>
+        <w:t xml:space="preserve">Develop a deep learning-based feature selection algorithm to better understand heterogeneity in </w:t>
+      </w:r>
+      <w:r>
+        <w:rPr>
+          <w:rFonts w:ascii="Times New Roman" w:hAnsi="Times New Roman" w:cs="Times New Roman"/>
+          <w:sz w:val="22"/>
+          <w:szCs w:val="22"/>
+        </w:rPr>
+        <w:t>cells</w:t>
       </w:r>
     </w:p>
     <w:p>
@@ -994,77 +529,493 @@
         <w:pStyle w:val="ListParagraph"/>
         <w:numPr>
           <w:ilvl w:val="0"/>
-          <w:numId w:val="8"/>
+          <w:numId w:val="10"/>
         </w:numPr>
-        <w:rPr>
-          <w:rFonts w:ascii="Times New Roman" w:hAnsi="Times New Roman" w:cs="Times New Roman"/>
-          <w:sz w:val="22"/>
-          <w:szCs w:val="22"/>
-        </w:rPr>
-      </w:pPr>
-      <w:r>
-        <w:rPr>
-          <w:rFonts w:ascii="Times New Roman" w:hAnsi="Times New Roman" w:cs="Times New Roman"/>
-          <w:sz w:val="22"/>
-          <w:szCs w:val="22"/>
-        </w:rPr>
-        <w:t>Res</w:t>
-      </w:r>
-      <w:r>
-        <w:rPr>
-          <w:rFonts w:ascii="Times New Roman" w:hAnsi="Times New Roman" w:cs="Times New Roman"/>
-          <w:sz w:val="22"/>
-          <w:szCs w:val="22"/>
-        </w:rPr>
-        <w:t>tock</w:t>
-      </w:r>
-      <w:r>
-        <w:rPr>
-          <w:rFonts w:ascii="Times New Roman" w:hAnsi="Times New Roman" w:cs="Times New Roman"/>
-          <w:sz w:val="22"/>
-          <w:szCs w:val="22"/>
-        </w:rPr>
-        <w:t>ed</w:t>
-      </w:r>
-      <w:r>
-        <w:rPr>
-          <w:rFonts w:ascii="Times New Roman" w:hAnsi="Times New Roman" w:cs="Times New Roman"/>
-          <w:sz w:val="22"/>
-          <w:szCs w:val="22"/>
-        </w:rPr>
-        <w:t>, replenish</w:t>
-      </w:r>
-      <w:r>
-        <w:rPr>
-          <w:rFonts w:ascii="Times New Roman" w:hAnsi="Times New Roman" w:cs="Times New Roman"/>
-          <w:sz w:val="22"/>
-          <w:szCs w:val="22"/>
-        </w:rPr>
-        <w:t>ed</w:t>
-      </w:r>
-      <w:r>
-        <w:rPr>
-          <w:rFonts w:ascii="Times New Roman" w:hAnsi="Times New Roman" w:cs="Times New Roman"/>
-          <w:sz w:val="22"/>
-          <w:szCs w:val="22"/>
-        </w:rPr>
-        <w:t xml:space="preserve"> and organize</w:t>
-      </w:r>
-      <w:r>
-        <w:rPr>
-          <w:rFonts w:ascii="Times New Roman" w:hAnsi="Times New Roman" w:cs="Times New Roman"/>
-          <w:sz w:val="22"/>
-          <w:szCs w:val="22"/>
-        </w:rPr>
-        <w:t xml:space="preserve">d </w:t>
-      </w:r>
-      <w:r>
-        <w:rPr>
-          <w:rFonts w:ascii="Times New Roman" w:hAnsi="Times New Roman" w:cs="Times New Roman"/>
-          <w:sz w:val="22"/>
-          <w:szCs w:val="22"/>
-        </w:rPr>
-        <w:t>inventory accurately and efficiently</w:t>
+        <w:tabs>
+          <w:tab w:val="right" w:pos="10052"/>
+        </w:tabs>
+        <w:rPr>
+          <w:rFonts w:ascii="Times New Roman" w:hAnsi="Times New Roman" w:cs="Times New Roman"/>
+          <w:b/>
+          <w:sz w:val="22"/>
+          <w:szCs w:val="22"/>
+        </w:rPr>
+      </w:pPr>
+      <w:r>
+        <w:rPr>
+          <w:rFonts w:ascii="Times New Roman" w:hAnsi="Times New Roman" w:cs="Times New Roman"/>
+          <w:sz w:val="22"/>
+          <w:szCs w:val="22"/>
+        </w:rPr>
+        <w:t>Investigate live cell images from breast cancer stem cells using machine learning and image analysis techniques</w:t>
+      </w:r>
+    </w:p>
+    <w:p>
+      <w:pPr>
+        <w:pStyle w:val="ListParagraph"/>
+        <w:numPr>
+          <w:ilvl w:val="0"/>
+          <w:numId w:val="10"/>
+        </w:numPr>
+        <w:tabs>
+          <w:tab w:val="right" w:pos="10052"/>
+        </w:tabs>
+        <w:rPr>
+          <w:rFonts w:ascii="Times New Roman" w:hAnsi="Times New Roman" w:cs="Times New Roman"/>
+          <w:b/>
+          <w:sz w:val="22"/>
+          <w:szCs w:val="22"/>
+        </w:rPr>
+      </w:pPr>
+      <w:r>
+        <w:rPr>
+          <w:rFonts w:ascii="Times New Roman" w:hAnsi="Times New Roman" w:cs="Times New Roman"/>
+          <w:sz w:val="22"/>
+          <w:szCs w:val="22"/>
+        </w:rPr>
+        <w:t xml:space="preserve">Manage deep learning </w:t>
+      </w:r>
+      <w:r>
+        <w:rPr>
+          <w:rFonts w:ascii="Times New Roman" w:hAnsi="Times New Roman" w:cs="Times New Roman"/>
+          <w:sz w:val="22"/>
+          <w:szCs w:val="22"/>
+        </w:rPr>
+        <w:t>Linux</w:t>
+      </w:r>
+      <w:r>
+        <w:rPr>
+          <w:rFonts w:ascii="Times New Roman" w:hAnsi="Times New Roman" w:cs="Times New Roman"/>
+          <w:sz w:val="22"/>
+          <w:szCs w:val="22"/>
+        </w:rPr>
+        <w:t xml:space="preserve"> servers</w:t>
+      </w:r>
+      <w:r>
+        <w:rPr>
+          <w:rFonts w:ascii="Times New Roman" w:hAnsi="Times New Roman" w:cs="Times New Roman"/>
+          <w:sz w:val="22"/>
+          <w:szCs w:val="22"/>
+        </w:rPr>
+        <w:t xml:space="preserve">, order </w:t>
+      </w:r>
+      <w:r>
+        <w:rPr>
+          <w:rFonts w:ascii="Times New Roman" w:hAnsi="Times New Roman" w:cs="Times New Roman"/>
+          <w:sz w:val="22"/>
+          <w:szCs w:val="22"/>
+        </w:rPr>
+        <w:t>materials</w:t>
+      </w:r>
+      <w:r>
+        <w:rPr>
+          <w:rFonts w:ascii="Times New Roman" w:hAnsi="Times New Roman" w:cs="Times New Roman"/>
+          <w:sz w:val="22"/>
+          <w:szCs w:val="22"/>
+        </w:rPr>
+        <w:t>, and present recent research papers to fellow lab mates</w:t>
+      </w:r>
+    </w:p>
+    <w:p>
+      <w:pPr>
+        <w:tabs>
+          <w:tab w:val="right" w:pos="10052"/>
+        </w:tabs>
+        <w:rPr>
+          <w:rFonts w:ascii="Times New Roman" w:hAnsi="Times New Roman" w:cs="Times New Roman"/>
+          <w:b/>
+          <w:sz w:val="22"/>
+          <w:szCs w:val="22"/>
+        </w:rPr>
+      </w:pPr>
+    </w:p>
+    <w:p>
+      <w:pPr>
+        <w:tabs>
+          <w:tab w:val="right" w:pos="10052"/>
+        </w:tabs>
+        <w:rPr>
+          <w:rFonts w:ascii="Times New Roman" w:hAnsi="Times New Roman" w:cs="Times New Roman"/>
+          <w:sz w:val="22"/>
+          <w:szCs w:val="22"/>
+        </w:rPr>
+      </w:pPr>
+      <w:r>
+        <w:rPr>
+          <w:rFonts w:ascii="Times New Roman" w:hAnsi="Times New Roman" w:cs="Times New Roman"/>
+          <w:b/>
+          <w:sz w:val="22"/>
+          <w:szCs w:val="22"/>
+        </w:rPr>
+        <w:t>Research Assistant</w:t>
+      </w:r>
+      <w:r>
+        <w:rPr>
+          <w:rFonts w:ascii="Times New Roman" w:hAnsi="Times New Roman" w:cs="Times New Roman"/>
+          <w:sz w:val="22"/>
+          <w:szCs w:val="22"/>
+        </w:rPr>
+        <w:t>,</w:t>
+      </w:r>
+      <w:r>
+        <w:rPr>
+          <w:rFonts w:ascii="Times New Roman" w:hAnsi="Times New Roman" w:cs="Times New Roman"/>
+          <w:b/>
+          <w:sz w:val="22"/>
+          <w:szCs w:val="22"/>
+        </w:rPr>
+        <w:t xml:space="preserve"> </w:t>
+      </w:r>
+      <w:r>
+        <w:rPr>
+          <w:rFonts w:ascii="Times New Roman" w:hAnsi="Times New Roman" w:cs="Times New Roman"/>
+          <w:sz w:val="22"/>
+          <w:szCs w:val="22"/>
+        </w:rPr>
+        <w:t>Focused Ultrasound Foundation</w:t>
+      </w:r>
+      <w:r>
+        <w:rPr>
+          <w:rFonts w:ascii="Times New Roman" w:hAnsi="Times New Roman" w:cs="Times New Roman"/>
+          <w:sz w:val="22"/>
+          <w:szCs w:val="22"/>
+        </w:rPr>
+        <w:tab/>
+      </w:r>
+      <w:r>
+        <w:rPr>
+          <w:rFonts w:ascii="Times New Roman" w:hAnsi="Times New Roman" w:cs="Times New Roman"/>
+          <w:i/>
+          <w:sz w:val="22"/>
+          <w:szCs w:val="22"/>
+        </w:rPr>
+        <w:t>June</w:t>
+      </w:r>
+      <w:r>
+        <w:rPr>
+          <w:rFonts w:ascii="Times New Roman" w:hAnsi="Times New Roman" w:cs="Times New Roman"/>
+          <w:i/>
+          <w:sz w:val="22"/>
+          <w:szCs w:val="22"/>
+        </w:rPr>
+        <w:t xml:space="preserve"> 2</w:t>
+      </w:r>
+      <w:r>
+        <w:rPr>
+          <w:rFonts w:ascii="Times New Roman" w:hAnsi="Times New Roman" w:cs="Times New Roman"/>
+          <w:i/>
+          <w:sz w:val="22"/>
+          <w:szCs w:val="22"/>
+        </w:rPr>
+        <w:t>020</w:t>
+      </w:r>
+      <w:r>
+        <w:rPr>
+          <w:rFonts w:ascii="Times New Roman" w:hAnsi="Times New Roman" w:cs="Times New Roman"/>
+          <w:i/>
+          <w:sz w:val="22"/>
+          <w:szCs w:val="22"/>
+        </w:rPr>
+        <w:t xml:space="preserve"> – </w:t>
+      </w:r>
+      <w:r>
+        <w:rPr>
+          <w:rFonts w:ascii="Times New Roman" w:hAnsi="Times New Roman" w:cs="Times New Roman"/>
+          <w:i/>
+          <w:sz w:val="22"/>
+          <w:szCs w:val="22"/>
+        </w:rPr>
+        <w:t>September 2021</w:t>
+      </w:r>
+    </w:p>
+    <w:p>
+      <w:pPr>
+        <w:pStyle w:val="ListParagraph"/>
+        <w:numPr>
+          <w:ilvl w:val="0"/>
+          <w:numId w:val="7"/>
+        </w:numPr>
+        <w:rPr>
+          <w:rFonts w:ascii="Times New Roman" w:hAnsi="Times New Roman" w:cs="Times New Roman"/>
+          <w:sz w:val="22"/>
+          <w:szCs w:val="22"/>
+        </w:rPr>
+      </w:pPr>
+      <w:r>
+        <w:rPr>
+          <w:rFonts w:ascii="Times New Roman" w:hAnsi="Times New Roman" w:cs="Times New Roman"/>
+          <w:sz w:val="22"/>
+          <w:szCs w:val="22"/>
+        </w:rPr>
+        <w:t xml:space="preserve">Perform statistical analysis on flow cytometry data </w:t>
+      </w:r>
+      <w:r>
+        <w:rPr>
+          <w:rFonts w:ascii="Times New Roman" w:hAnsi="Times New Roman" w:cs="Times New Roman"/>
+          <w:sz w:val="22"/>
+          <w:szCs w:val="22"/>
+        </w:rPr>
+        <w:t>to determine the effect of focused ultrasound on mice tumors</w:t>
+      </w:r>
+    </w:p>
+    <w:p>
+      <w:pPr>
+        <w:pStyle w:val="ListParagraph"/>
+        <w:numPr>
+          <w:ilvl w:val="0"/>
+          <w:numId w:val="7"/>
+        </w:numPr>
+        <w:rPr>
+          <w:rFonts w:ascii="Times New Roman" w:hAnsi="Times New Roman" w:cs="Times New Roman"/>
+          <w:sz w:val="22"/>
+          <w:szCs w:val="22"/>
+        </w:rPr>
+      </w:pPr>
+      <w:r>
+        <w:rPr>
+          <w:rFonts w:ascii="Times New Roman" w:hAnsi="Times New Roman" w:cs="Times New Roman"/>
+          <w:sz w:val="22"/>
+          <w:szCs w:val="22"/>
+        </w:rPr>
+        <w:t>Transform, analyze and visualize brain tumor data to distinguish normal brain matter from tumor tissue</w:t>
+      </w:r>
+    </w:p>
+    <w:p>
+      <w:pPr>
+        <w:pStyle w:val="ListParagraph"/>
+        <w:numPr>
+          <w:ilvl w:val="0"/>
+          <w:numId w:val="7"/>
+        </w:numPr>
+        <w:rPr>
+          <w:rFonts w:ascii="Times New Roman" w:hAnsi="Times New Roman" w:cs="Times New Roman"/>
+          <w:sz w:val="22"/>
+          <w:szCs w:val="22"/>
+        </w:rPr>
+      </w:pPr>
+      <w:r>
+        <w:rPr>
+          <w:rFonts w:ascii="Times New Roman" w:hAnsi="Times New Roman" w:cs="Times New Roman"/>
+          <w:sz w:val="22"/>
+          <w:szCs w:val="22"/>
+        </w:rPr>
+        <w:t xml:space="preserve">Develop </w:t>
+      </w:r>
+      <w:r>
+        <w:rPr>
+          <w:rFonts w:ascii="Times New Roman" w:hAnsi="Times New Roman" w:cs="Times New Roman"/>
+          <w:sz w:val="22"/>
+          <w:szCs w:val="22"/>
+        </w:rPr>
+        <w:t>R and Python files to read in data, implement machine learning techniques and visualize results</w:t>
+      </w:r>
+    </w:p>
+    <w:p>
+      <w:pPr>
+        <w:tabs>
+          <w:tab w:val="right" w:pos="10052"/>
+        </w:tabs>
+        <w:rPr>
+          <w:rFonts w:ascii="Times New Roman" w:hAnsi="Times New Roman" w:cs="Times New Roman"/>
+          <w:b/>
+          <w:sz w:val="22"/>
+          <w:szCs w:val="22"/>
+        </w:rPr>
+      </w:pPr>
+    </w:p>
+    <w:p>
+      <w:pPr>
+        <w:tabs>
+          <w:tab w:val="right" w:pos="10052"/>
+        </w:tabs>
+        <w:rPr>
+          <w:rFonts w:ascii="Times New Roman" w:hAnsi="Times New Roman" w:cs="Times New Roman"/>
+          <w:sz w:val="22"/>
+          <w:szCs w:val="22"/>
+        </w:rPr>
+      </w:pPr>
+      <w:r>
+        <w:rPr>
+          <w:rFonts w:ascii="Times New Roman" w:hAnsi="Times New Roman" w:cs="Times New Roman"/>
+          <w:b/>
+          <w:sz w:val="22"/>
+          <w:szCs w:val="22"/>
+        </w:rPr>
+        <w:t>Teaching Assistant in Regression Analysis and Chemistry Lab</w:t>
+      </w:r>
+      <w:r>
+        <w:rPr>
+          <w:rFonts w:ascii="Times New Roman" w:hAnsi="Times New Roman" w:cs="Times New Roman"/>
+          <w:sz w:val="22"/>
+          <w:szCs w:val="22"/>
+        </w:rPr>
+        <w:tab/>
+      </w:r>
+      <w:r>
+        <w:rPr>
+          <w:rFonts w:ascii="Times New Roman" w:hAnsi="Times New Roman" w:cs="Times New Roman"/>
+          <w:i/>
+          <w:sz w:val="22"/>
+          <w:szCs w:val="22"/>
+        </w:rPr>
+        <w:t xml:space="preserve">September 2019 </w:t>
+      </w:r>
+      <w:r>
+        <w:rPr>
+          <w:rFonts w:ascii="Times New Roman" w:hAnsi="Times New Roman" w:cs="Times New Roman"/>
+          <w:i/>
+          <w:sz w:val="22"/>
+          <w:szCs w:val="22"/>
+        </w:rPr>
+        <w:t>–</w:t>
+      </w:r>
+      <w:r>
+        <w:rPr>
+          <w:rFonts w:ascii="Times New Roman" w:hAnsi="Times New Roman" w:cs="Times New Roman"/>
+          <w:i/>
+          <w:sz w:val="22"/>
+          <w:szCs w:val="22"/>
+        </w:rPr>
+        <w:t xml:space="preserve"> </w:t>
+      </w:r>
+      <w:r>
+        <w:rPr>
+          <w:rFonts w:ascii="Times New Roman" w:hAnsi="Times New Roman" w:cs="Times New Roman"/>
+          <w:i/>
+          <w:sz w:val="22"/>
+          <w:szCs w:val="22"/>
+        </w:rPr>
+        <w:t>May 2021</w:t>
+      </w:r>
+    </w:p>
+    <w:p>
+      <w:pPr>
+        <w:pStyle w:val="ListParagraph"/>
+        <w:numPr>
+          <w:ilvl w:val="0"/>
+          <w:numId w:val="7"/>
+        </w:numPr>
+        <w:rPr>
+          <w:rFonts w:ascii="Times New Roman" w:hAnsi="Times New Roman" w:cs="Times New Roman"/>
+          <w:sz w:val="22"/>
+          <w:szCs w:val="22"/>
+        </w:rPr>
+      </w:pPr>
+      <w:r>
+        <w:rPr>
+          <w:rFonts w:ascii="Times New Roman" w:hAnsi="Times New Roman" w:cs="Times New Roman"/>
+          <w:sz w:val="22"/>
+          <w:szCs w:val="22"/>
+        </w:rPr>
+        <w:t>Oversee 80 students in understanding regression and SAS in a project-based class</w:t>
+      </w:r>
+    </w:p>
+    <w:p>
+      <w:pPr>
+        <w:pStyle w:val="ListParagraph"/>
+        <w:numPr>
+          <w:ilvl w:val="0"/>
+          <w:numId w:val="7"/>
+        </w:numPr>
+        <w:rPr>
+          <w:rFonts w:ascii="Times New Roman" w:hAnsi="Times New Roman" w:cs="Times New Roman"/>
+          <w:sz w:val="22"/>
+          <w:szCs w:val="22"/>
+        </w:rPr>
+      </w:pPr>
+      <w:r>
+        <w:rPr>
+          <w:rFonts w:ascii="Times New Roman" w:hAnsi="Times New Roman" w:cs="Times New Roman"/>
+          <w:sz w:val="22"/>
+          <w:szCs w:val="22"/>
+        </w:rPr>
+        <w:t>Hold office hours, grade assignments and answer specific questions during class</w:t>
+      </w:r>
+    </w:p>
+    <w:p>
+      <w:pPr>
+        <w:pStyle w:val="ListParagraph"/>
+        <w:numPr>
+          <w:ilvl w:val="0"/>
+          <w:numId w:val="7"/>
+        </w:numPr>
+        <w:rPr>
+          <w:rFonts w:ascii="Times New Roman" w:hAnsi="Times New Roman" w:cs="Times New Roman"/>
+          <w:sz w:val="22"/>
+          <w:szCs w:val="22"/>
+        </w:rPr>
+      </w:pPr>
+      <w:r>
+        <w:rPr>
+          <w:rFonts w:ascii="Times New Roman" w:hAnsi="Times New Roman" w:cs="Times New Roman"/>
+          <w:sz w:val="22"/>
+          <w:szCs w:val="22"/>
+        </w:rPr>
+        <w:t>Supervise 24 students in</w:t>
+      </w:r>
+      <w:r>
+        <w:rPr>
+          <w:rFonts w:ascii="Times New Roman" w:hAnsi="Times New Roman" w:cs="Times New Roman"/>
+          <w:sz w:val="22"/>
+          <w:szCs w:val="22"/>
+        </w:rPr>
+        <w:t xml:space="preserve"> Chemistry</w:t>
+      </w:r>
+      <w:r>
+        <w:rPr>
+          <w:rFonts w:ascii="Times New Roman" w:hAnsi="Times New Roman" w:cs="Times New Roman"/>
+          <w:sz w:val="22"/>
+          <w:szCs w:val="22"/>
+        </w:rPr>
+        <w:t xml:space="preserve"> lab</w:t>
+      </w:r>
+      <w:r>
+        <w:rPr>
+          <w:rFonts w:ascii="Times New Roman" w:hAnsi="Times New Roman" w:cs="Times New Roman"/>
+          <w:sz w:val="22"/>
+          <w:szCs w:val="22"/>
+        </w:rPr>
+        <w:t>, grade assignments</w:t>
+      </w:r>
+      <w:r>
+        <w:rPr>
+          <w:rFonts w:ascii="Times New Roman" w:hAnsi="Times New Roman" w:cs="Times New Roman"/>
+          <w:sz w:val="22"/>
+          <w:szCs w:val="22"/>
+        </w:rPr>
+        <w:t xml:space="preserve"> and design </w:t>
+      </w:r>
+      <w:r>
+        <w:rPr>
+          <w:rFonts w:ascii="Times New Roman" w:hAnsi="Times New Roman" w:cs="Times New Roman"/>
+          <w:sz w:val="22"/>
+          <w:szCs w:val="22"/>
+        </w:rPr>
+        <w:t>P</w:t>
+      </w:r>
+      <w:r>
+        <w:rPr>
+          <w:rFonts w:ascii="Times New Roman" w:hAnsi="Times New Roman" w:cs="Times New Roman"/>
+          <w:sz w:val="22"/>
+          <w:szCs w:val="22"/>
+        </w:rPr>
+        <w:t>ower</w:t>
+      </w:r>
+      <w:r>
+        <w:rPr>
+          <w:rFonts w:ascii="Times New Roman" w:hAnsi="Times New Roman" w:cs="Times New Roman"/>
+          <w:sz w:val="22"/>
+          <w:szCs w:val="22"/>
+        </w:rPr>
+        <w:t>P</w:t>
+      </w:r>
+      <w:r>
+        <w:rPr>
+          <w:rFonts w:ascii="Times New Roman" w:hAnsi="Times New Roman" w:cs="Times New Roman"/>
+          <w:sz w:val="22"/>
+          <w:szCs w:val="22"/>
+        </w:rPr>
+        <w:t>oints</w:t>
       </w:r>
     </w:p>
     <w:p>
@@ -1170,7 +1121,34 @@
           <w:sz w:val="22"/>
           <w:szCs w:val="22"/>
         </w:rPr>
-        <w:t>March 2018 - Present</w:t>
+        <w:t xml:space="preserve">March 2018 </w:t>
+      </w:r>
+      <w:r>
+        <w:rPr>
+          <w:rFonts w:ascii="Times New Roman" w:hAnsi="Times New Roman" w:cs="Times New Roman"/>
+          <w:i/>
+          <w:sz w:val="22"/>
+          <w:szCs w:val="22"/>
+        </w:rPr>
+        <w:t>–</w:t>
+      </w:r>
+      <w:r>
+        <w:rPr>
+          <w:rFonts w:ascii="Times New Roman" w:hAnsi="Times New Roman" w:cs="Times New Roman"/>
+          <w:i/>
+          <w:sz w:val="22"/>
+          <w:szCs w:val="22"/>
+        </w:rPr>
+        <w:t xml:space="preserve"> </w:t>
+      </w:r>
+      <w:r>
+        <w:rPr>
+          <w:rFonts w:ascii="Times New Roman" w:hAnsi="Times New Roman" w:cs="Times New Roman"/>
+          <w:i/>
+          <w:sz w:val="22"/>
+          <w:szCs w:val="22"/>
+        </w:rPr>
+        <w:t>May 2021</w:t>
       </w:r>
     </w:p>
     <w:p>
@@ -1464,6 +1442,116 @@
     </w:p>
     <w:p>
       <w:pPr>
+        <w:rPr>
+          <w:rFonts w:ascii="Times New Roman" w:hAnsi="Times New Roman" w:cs="Times New Roman"/>
+          <w:sz w:val="22"/>
+          <w:szCs w:val="22"/>
+        </w:rPr>
+      </w:pPr>
+    </w:p>
+    <w:p>
+      <w:pPr>
+        <w:tabs>
+          <w:tab w:val="right" w:pos="10052"/>
+        </w:tabs>
+        <w:rPr>
+          <w:rFonts w:ascii="Times New Roman" w:hAnsi="Times New Roman" w:cs="Times New Roman"/>
+          <w:i/>
+          <w:sz w:val="22"/>
+          <w:szCs w:val="22"/>
+        </w:rPr>
+      </w:pPr>
+      <w:r>
+        <w:rPr>
+          <w:rFonts w:ascii="Times New Roman" w:hAnsi="Times New Roman" w:cs="Times New Roman"/>
+          <w:b/>
+          <w:sz w:val="22"/>
+          <w:szCs w:val="22"/>
+        </w:rPr>
+        <w:t>Volunteer Summer Staff</w:t>
+      </w:r>
+      <w:r>
+        <w:rPr>
+          <w:rFonts w:ascii="Times New Roman" w:hAnsi="Times New Roman" w:cs="Times New Roman"/>
+          <w:sz w:val="22"/>
+          <w:szCs w:val="22"/>
+        </w:rPr>
+        <w:t>,</w:t>
+      </w:r>
+      <w:r>
+        <w:rPr>
+          <w:rFonts w:ascii="Times New Roman" w:hAnsi="Times New Roman" w:cs="Times New Roman"/>
+          <w:b/>
+          <w:sz w:val="22"/>
+          <w:szCs w:val="22"/>
+        </w:rPr>
+        <w:t xml:space="preserve"> </w:t>
+      </w:r>
+      <w:r>
+        <w:rPr>
+          <w:rFonts w:ascii="Times New Roman" w:hAnsi="Times New Roman" w:cs="Times New Roman"/>
+          <w:sz w:val="22"/>
+          <w:szCs w:val="22"/>
+        </w:rPr>
+        <w:t>Saranac Village, A Young Life Camp</w:t>
+      </w:r>
+      <w:r>
+        <w:rPr>
+          <w:rFonts w:ascii="Times New Roman" w:hAnsi="Times New Roman" w:cs="Times New Roman"/>
+          <w:b/>
+          <w:sz w:val="22"/>
+          <w:szCs w:val="22"/>
+        </w:rPr>
+        <w:tab/>
+      </w:r>
+      <w:r>
+        <w:rPr>
+          <w:rFonts w:ascii="Times New Roman" w:hAnsi="Times New Roman" w:cs="Times New Roman"/>
+          <w:i/>
+          <w:sz w:val="22"/>
+          <w:szCs w:val="22"/>
+        </w:rPr>
+        <w:t>June 2018</w:t>
+      </w:r>
+      <w:r>
+        <w:rPr>
+          <w:rFonts w:ascii="Times New Roman" w:hAnsi="Times New Roman" w:cs="Times New Roman"/>
+          <w:i/>
+          <w:sz w:val="22"/>
+          <w:szCs w:val="22"/>
+        </w:rPr>
+        <w:t xml:space="preserve"> </w:t>
+      </w:r>
+      <w:r>
+        <w:rPr>
+          <w:rFonts w:ascii="Times New Roman" w:hAnsi="Times New Roman" w:cs="Times New Roman"/>
+          <w:i/>
+          <w:sz w:val="22"/>
+          <w:szCs w:val="22"/>
+        </w:rPr>
+        <w:t>-</w:t>
+      </w:r>
+      <w:r>
+        <w:rPr>
+          <w:rFonts w:ascii="Times New Roman" w:hAnsi="Times New Roman" w:cs="Times New Roman"/>
+          <w:i/>
+          <w:sz w:val="22"/>
+          <w:szCs w:val="22"/>
+        </w:rPr>
+        <w:t xml:space="preserve"> </w:t>
+      </w:r>
+      <w:r>
+        <w:rPr>
+          <w:rFonts w:ascii="Times New Roman" w:hAnsi="Times New Roman" w:cs="Times New Roman"/>
+          <w:i/>
+          <w:sz w:val="22"/>
+          <w:szCs w:val="22"/>
+        </w:rPr>
+        <w:t>July 2018</w:t>
+      </w:r>
+    </w:p>
+    <w:p>
+      <w:pPr>
         <w:pStyle w:val="ListParagraph"/>
         <w:numPr>
           <w:ilvl w:val="0"/>
@@ -1481,157 +1569,23 @@
           <w:sz w:val="22"/>
           <w:szCs w:val="22"/>
         </w:rPr>
-        <w:t>Wr</w:t>
-      </w:r>
-      <w:r>
-        <w:rPr>
-          <w:rFonts w:ascii="Times New Roman" w:hAnsi="Times New Roman" w:cs="Times New Roman"/>
-          <w:sz w:val="22"/>
-          <w:szCs w:val="22"/>
-        </w:rPr>
-        <w:t>ote</w:t>
-      </w:r>
-      <w:r>
-        <w:rPr>
-          <w:rFonts w:ascii="Times New Roman" w:hAnsi="Times New Roman" w:cs="Times New Roman"/>
-          <w:sz w:val="22"/>
-          <w:szCs w:val="22"/>
-        </w:rPr>
-        <w:t xml:space="preserve"> and edit</w:t>
-      </w:r>
-      <w:r>
-        <w:rPr>
-          <w:rFonts w:ascii="Times New Roman" w:hAnsi="Times New Roman" w:cs="Times New Roman"/>
-          <w:sz w:val="22"/>
-          <w:szCs w:val="22"/>
-        </w:rPr>
-        <w:t>ed</w:t>
-      </w:r>
-      <w:r>
-        <w:rPr>
-          <w:rFonts w:ascii="Times New Roman" w:hAnsi="Times New Roman" w:cs="Times New Roman"/>
-          <w:sz w:val="22"/>
-          <w:szCs w:val="22"/>
-        </w:rPr>
-        <w:t xml:space="preserve"> a paper </w:t>
-      </w:r>
-      <w:r>
-        <w:rPr>
-          <w:rFonts w:ascii="Times New Roman" w:hAnsi="Times New Roman" w:cs="Times New Roman"/>
-          <w:sz w:val="22"/>
-          <w:szCs w:val="22"/>
-        </w:rPr>
-        <w:t>about the effects of light pollution on plants</w:t>
-      </w:r>
-    </w:p>
-    <w:p>
-      <w:pPr>
-        <w:rPr>
-          <w:rFonts w:ascii="Times New Roman" w:hAnsi="Times New Roman" w:cs="Times New Roman"/>
-          <w:sz w:val="22"/>
-          <w:szCs w:val="22"/>
-        </w:rPr>
-      </w:pPr>
-    </w:p>
-    <w:p>
-      <w:pPr>
-        <w:tabs>
-          <w:tab w:val="right" w:pos="10052"/>
-        </w:tabs>
-        <w:rPr>
-          <w:rFonts w:ascii="Times New Roman" w:hAnsi="Times New Roman" w:cs="Times New Roman"/>
-          <w:i/>
-          <w:sz w:val="22"/>
-          <w:szCs w:val="22"/>
-        </w:rPr>
-      </w:pPr>
-      <w:r>
-        <w:rPr>
-          <w:rFonts w:ascii="Times New Roman" w:hAnsi="Times New Roman" w:cs="Times New Roman"/>
-          <w:b/>
-          <w:sz w:val="22"/>
-          <w:szCs w:val="22"/>
-        </w:rPr>
-        <w:t>Volunteer Summer Staff</w:t>
-      </w:r>
-      <w:r>
-        <w:rPr>
-          <w:rFonts w:ascii="Times New Roman" w:hAnsi="Times New Roman" w:cs="Times New Roman"/>
-          <w:sz w:val="22"/>
-          <w:szCs w:val="22"/>
-        </w:rPr>
-        <w:t>,</w:t>
-      </w:r>
-      <w:r>
-        <w:rPr>
-          <w:rFonts w:ascii="Times New Roman" w:hAnsi="Times New Roman" w:cs="Times New Roman"/>
-          <w:b/>
-          <w:sz w:val="22"/>
-          <w:szCs w:val="22"/>
-        </w:rPr>
-        <w:t xml:space="preserve"> </w:t>
-      </w:r>
-      <w:r>
-        <w:rPr>
-          <w:rFonts w:ascii="Times New Roman" w:hAnsi="Times New Roman" w:cs="Times New Roman"/>
-          <w:sz w:val="22"/>
-          <w:szCs w:val="22"/>
-        </w:rPr>
-        <w:t>Saranac Village, A Young Life Camp</w:t>
-      </w:r>
-      <w:r>
-        <w:rPr>
-          <w:rFonts w:ascii="Times New Roman" w:hAnsi="Times New Roman" w:cs="Times New Roman"/>
-          <w:b/>
-          <w:sz w:val="22"/>
-          <w:szCs w:val="22"/>
-        </w:rPr>
-        <w:tab/>
-      </w:r>
-      <w:r>
-        <w:rPr>
-          <w:rFonts w:ascii="Times New Roman" w:hAnsi="Times New Roman" w:cs="Times New Roman"/>
-          <w:i/>
-          <w:sz w:val="22"/>
-          <w:szCs w:val="22"/>
-        </w:rPr>
-        <w:t>June 2018</w:t>
-      </w:r>
-      <w:r>
-        <w:rPr>
-          <w:rFonts w:ascii="Times New Roman" w:hAnsi="Times New Roman" w:cs="Times New Roman"/>
-          <w:i/>
-          <w:sz w:val="22"/>
-          <w:szCs w:val="22"/>
-        </w:rPr>
-        <w:t xml:space="preserve"> </w:t>
-      </w:r>
-      <w:r>
-        <w:rPr>
-          <w:rFonts w:ascii="Times New Roman" w:hAnsi="Times New Roman" w:cs="Times New Roman"/>
-          <w:i/>
-          <w:sz w:val="22"/>
-          <w:szCs w:val="22"/>
-        </w:rPr>
-        <w:t>-</w:t>
-      </w:r>
-      <w:r>
-        <w:rPr>
-          <w:rFonts w:ascii="Times New Roman" w:hAnsi="Times New Roman" w:cs="Times New Roman"/>
-          <w:i/>
-          <w:sz w:val="22"/>
-          <w:szCs w:val="22"/>
-        </w:rPr>
-        <w:t xml:space="preserve"> </w:t>
-      </w:r>
-      <w:r>
-        <w:rPr>
-          <w:rFonts w:ascii="Times New Roman" w:hAnsi="Times New Roman" w:cs="Times New Roman"/>
-          <w:i/>
-          <w:sz w:val="22"/>
-          <w:szCs w:val="22"/>
-        </w:rPr>
-        <w:t>July 2018</w:t>
+        <w:t>Facilitated events for</w:t>
+      </w:r>
+      <w:r>
+        <w:rPr>
+          <w:rFonts w:ascii="Times New Roman" w:hAnsi="Times New Roman" w:cs="Times New Roman"/>
+          <w:sz w:val="22"/>
+          <w:szCs w:val="22"/>
+        </w:rPr>
+        <w:t xml:space="preserve"> over 400</w:t>
+      </w:r>
+      <w:r>
+        <w:rPr>
+          <w:rFonts w:ascii="Times New Roman" w:hAnsi="Times New Roman" w:cs="Times New Roman"/>
+          <w:sz w:val="22"/>
+          <w:szCs w:val="22"/>
+        </w:rPr>
+        <w:t xml:space="preserve"> campers</w:t>
       </w:r>
     </w:p>
     <w:p>
@@ -1653,23 +1607,89 @@
           <w:sz w:val="22"/>
           <w:szCs w:val="22"/>
         </w:rPr>
-        <w:t>Facilitated events for</w:t>
-      </w:r>
-      <w:r>
-        <w:rPr>
-          <w:rFonts w:ascii="Times New Roman" w:hAnsi="Times New Roman" w:cs="Times New Roman"/>
-          <w:sz w:val="22"/>
-          <w:szCs w:val="22"/>
-        </w:rPr>
-        <w:t xml:space="preserve"> over 400</w:t>
-      </w:r>
-      <w:r>
-        <w:rPr>
-          <w:rFonts w:ascii="Times New Roman" w:hAnsi="Times New Roman" w:cs="Times New Roman"/>
-          <w:sz w:val="22"/>
-          <w:szCs w:val="22"/>
-        </w:rPr>
-        <w:t xml:space="preserve"> campers</w:t>
+        <w:t xml:space="preserve">Maintained the camp by </w:t>
+      </w:r>
+      <w:r>
+        <w:rPr>
+          <w:rFonts w:ascii="Times New Roman" w:hAnsi="Times New Roman" w:cs="Times New Roman"/>
+          <w:sz w:val="22"/>
+          <w:szCs w:val="22"/>
+        </w:rPr>
+        <w:t>creating</w:t>
+      </w:r>
+      <w:r>
+        <w:rPr>
+          <w:rFonts w:ascii="Times New Roman" w:hAnsi="Times New Roman" w:cs="Times New Roman"/>
+          <w:sz w:val="22"/>
+          <w:szCs w:val="22"/>
+        </w:rPr>
+        <w:t xml:space="preserve"> an organized and clean environment</w:t>
+      </w:r>
+      <w:r>
+        <w:rPr>
+          <w:rFonts w:ascii="Times New Roman" w:hAnsi="Times New Roman" w:cs="Times New Roman"/>
+          <w:sz w:val="22"/>
+          <w:szCs w:val="22"/>
+        </w:rPr>
+        <w:t xml:space="preserve"> while </w:t>
+      </w:r>
+      <w:r>
+        <w:rPr>
+          <w:rFonts w:ascii="Times New Roman" w:hAnsi="Times New Roman" w:cs="Times New Roman"/>
+          <w:sz w:val="22"/>
+          <w:szCs w:val="22"/>
+        </w:rPr>
+        <w:t>work</w:t>
+      </w:r>
+      <w:r>
+        <w:rPr>
+          <w:rFonts w:ascii="Times New Roman" w:hAnsi="Times New Roman" w:cs="Times New Roman"/>
+          <w:sz w:val="22"/>
+          <w:szCs w:val="22"/>
+        </w:rPr>
+        <w:t xml:space="preserve">ing </w:t>
+      </w:r>
+      <w:r>
+        <w:rPr>
+          <w:rFonts w:ascii="Times New Roman" w:hAnsi="Times New Roman" w:cs="Times New Roman"/>
+          <w:sz w:val="22"/>
+          <w:szCs w:val="22"/>
+        </w:rPr>
+        <w:t>12+ hours six days a week</w:t>
+      </w:r>
+    </w:p>
+    <w:p>
+      <w:pPr>
+        <w:rPr>
+          <w:rFonts w:ascii="Times New Roman" w:hAnsi="Times New Roman" w:cs="Times New Roman"/>
+          <w:sz w:val="22"/>
+          <w:szCs w:val="22"/>
+        </w:rPr>
+      </w:pPr>
+    </w:p>
+    <w:p>
+      <w:pPr>
+        <w:pBdr>
+          <w:bottom w:val="single" w:sz="12" w:space="1" w:color="auto"/>
+        </w:pBdr>
+        <w:rPr>
+          <w:rFonts w:ascii="Times New Roman" w:hAnsi="Times New Roman" w:cs="Times New Roman"/>
+          <w:b/>
+        </w:rPr>
+      </w:pPr>
+      <w:r>
+        <w:rPr>
+          <w:rFonts w:ascii="Times New Roman" w:hAnsi="Times New Roman" w:cs="Times New Roman"/>
+          <w:b/>
+        </w:rPr>
+        <w:t xml:space="preserve">COMPUTER AND OTHER </w:t>
+      </w:r>
+      <w:r>
+        <w:rPr>
+          <w:rFonts w:ascii="Times New Roman" w:hAnsi="Times New Roman" w:cs="Times New Roman"/>
+          <w:b/>
+        </w:rPr>
+        <w:t>SKILLS</w:t>
       </w:r>
     </w:p>
     <w:p>
@@ -1691,89 +1711,79 @@
           <w:sz w:val="22"/>
           <w:szCs w:val="22"/>
         </w:rPr>
-        <w:t xml:space="preserve">Maintained the camp by </w:t>
-      </w:r>
-      <w:r>
-        <w:rPr>
-          <w:rFonts w:ascii="Times New Roman" w:hAnsi="Times New Roman" w:cs="Times New Roman"/>
-          <w:sz w:val="22"/>
-          <w:szCs w:val="22"/>
-        </w:rPr>
-        <w:t>creating</w:t>
-      </w:r>
-      <w:r>
-        <w:rPr>
-          <w:rFonts w:ascii="Times New Roman" w:hAnsi="Times New Roman" w:cs="Times New Roman"/>
-          <w:sz w:val="22"/>
-          <w:szCs w:val="22"/>
-        </w:rPr>
-        <w:t xml:space="preserve"> an organized and clean environment</w:t>
-      </w:r>
-      <w:r>
-        <w:rPr>
-          <w:rFonts w:ascii="Times New Roman" w:hAnsi="Times New Roman" w:cs="Times New Roman"/>
-          <w:sz w:val="22"/>
-          <w:szCs w:val="22"/>
-        </w:rPr>
-        <w:t xml:space="preserve"> while </w:t>
-      </w:r>
-      <w:r>
-        <w:rPr>
-          <w:rFonts w:ascii="Times New Roman" w:hAnsi="Times New Roman" w:cs="Times New Roman"/>
-          <w:sz w:val="22"/>
-          <w:szCs w:val="22"/>
-        </w:rPr>
-        <w:t>work</w:t>
-      </w:r>
-      <w:r>
-        <w:rPr>
-          <w:rFonts w:ascii="Times New Roman" w:hAnsi="Times New Roman" w:cs="Times New Roman"/>
-          <w:sz w:val="22"/>
-          <w:szCs w:val="22"/>
-        </w:rPr>
-        <w:t xml:space="preserve">ing </w:t>
-      </w:r>
-      <w:r>
-        <w:rPr>
-          <w:rFonts w:ascii="Times New Roman" w:hAnsi="Times New Roman" w:cs="Times New Roman"/>
-          <w:sz w:val="22"/>
-          <w:szCs w:val="22"/>
-        </w:rPr>
-        <w:t>12+ hours six days a week</w:t>
-      </w:r>
-    </w:p>
-    <w:p>
-      <w:pPr>
-        <w:rPr>
-          <w:rFonts w:ascii="Times New Roman" w:hAnsi="Times New Roman" w:cs="Times New Roman"/>
-          <w:sz w:val="22"/>
-          <w:szCs w:val="22"/>
-        </w:rPr>
-      </w:pPr>
-    </w:p>
-    <w:p>
-      <w:pPr>
-        <w:pBdr>
-          <w:bottom w:val="single" w:sz="12" w:space="1" w:color="auto"/>
-        </w:pBdr>
-        <w:rPr>
-          <w:rFonts w:ascii="Times New Roman" w:hAnsi="Times New Roman" w:cs="Times New Roman"/>
-          <w:b/>
-        </w:rPr>
-      </w:pPr>
-      <w:r>
-        <w:rPr>
-          <w:rFonts w:ascii="Times New Roman" w:hAnsi="Times New Roman" w:cs="Times New Roman"/>
-          <w:b/>
-        </w:rPr>
-        <w:t xml:space="preserve">COMPUTER AND OTHER </w:t>
-      </w:r>
-      <w:r>
-        <w:rPr>
-          <w:rFonts w:ascii="Times New Roman" w:hAnsi="Times New Roman" w:cs="Times New Roman"/>
-          <w:b/>
-        </w:rPr>
-        <w:t>SKILLS</w:t>
+        <w:t xml:space="preserve">Proficient in: R, </w:t>
+      </w:r>
+      <w:r>
+        <w:rPr>
+          <w:rFonts w:ascii="Times New Roman" w:hAnsi="Times New Roman" w:cs="Times New Roman"/>
+          <w:sz w:val="22"/>
+          <w:szCs w:val="22"/>
+        </w:rPr>
+        <w:t xml:space="preserve">R Markdown, </w:t>
+      </w:r>
+      <w:r>
+        <w:rPr>
+          <w:rFonts w:ascii="Times New Roman" w:hAnsi="Times New Roman" w:cs="Times New Roman"/>
+          <w:sz w:val="22"/>
+          <w:szCs w:val="22"/>
+        </w:rPr>
+        <w:t xml:space="preserve">Python, </w:t>
+      </w:r>
+      <w:r>
+        <w:rPr>
+          <w:rFonts w:ascii="Times New Roman" w:hAnsi="Times New Roman" w:cs="Times New Roman"/>
+          <w:sz w:val="22"/>
+          <w:szCs w:val="22"/>
+        </w:rPr>
+        <w:t xml:space="preserve">TensorFlow, </w:t>
+      </w:r>
+      <w:r>
+        <w:rPr>
+          <w:rFonts w:ascii="Times New Roman" w:hAnsi="Times New Roman" w:cs="Times New Roman"/>
+          <w:sz w:val="22"/>
+          <w:szCs w:val="22"/>
+        </w:rPr>
+        <w:t>Shell Script</w:t>
+      </w:r>
+      <w:r>
+        <w:rPr>
+          <w:rFonts w:ascii="Times New Roman" w:hAnsi="Times New Roman" w:cs="Times New Roman"/>
+          <w:sz w:val="22"/>
+          <w:szCs w:val="22"/>
+        </w:rPr>
+        <w:t>, SAS</w:t>
+      </w:r>
+      <w:r>
+        <w:rPr>
+          <w:rFonts w:ascii="Times New Roman" w:hAnsi="Times New Roman" w:cs="Times New Roman"/>
+          <w:sz w:val="22"/>
+          <w:szCs w:val="22"/>
+        </w:rPr>
+        <w:t xml:space="preserve">, </w:t>
+      </w:r>
+      <w:r>
+        <w:rPr>
+          <w:rFonts w:ascii="Times New Roman" w:hAnsi="Times New Roman" w:cs="Times New Roman"/>
+          <w:sz w:val="22"/>
+          <w:szCs w:val="22"/>
+        </w:rPr>
+        <w:t>Word, Excel</w:t>
+      </w:r>
+      <w:r>
+        <w:rPr>
+          <w:rFonts w:ascii="Times New Roman" w:hAnsi="Times New Roman" w:cs="Times New Roman"/>
+          <w:sz w:val="22"/>
+          <w:szCs w:val="22"/>
+        </w:rPr>
+        <w:t>, ImageJ</w:t>
+      </w:r>
+      <w:r>
+        <w:rPr>
+          <w:rFonts w:ascii="Times New Roman" w:hAnsi="Times New Roman" w:cs="Times New Roman"/>
+          <w:sz w:val="22"/>
+          <w:szCs w:val="22"/>
+        </w:rPr>
+        <w:t xml:space="preserve"> and PowerPoint</w:t>
       </w:r>
     </w:p>
     <w:p>
@@ -1795,23 +1805,47 @@
           <w:sz w:val="22"/>
           <w:szCs w:val="22"/>
         </w:rPr>
-        <w:t xml:space="preserve">Proficient in: R, </w:t>
-      </w:r>
-      <w:r>
-        <w:rPr>
-          <w:rFonts w:ascii="Times New Roman" w:hAnsi="Times New Roman" w:cs="Times New Roman"/>
-          <w:sz w:val="22"/>
-          <w:szCs w:val="22"/>
-        </w:rPr>
-        <w:t xml:space="preserve">R Markdown, </w:t>
-      </w:r>
-      <w:r>
-        <w:rPr>
-          <w:rFonts w:ascii="Times New Roman" w:hAnsi="Times New Roman" w:cs="Times New Roman"/>
-          <w:sz w:val="22"/>
-          <w:szCs w:val="22"/>
-        </w:rPr>
-        <w:t>Python, Mathematica, SAS</w:t>
+        <w:t xml:space="preserve">Experience with: </w:t>
+      </w:r>
+      <w:r>
+        <w:rPr>
+          <w:rFonts w:ascii="Times New Roman" w:hAnsi="Times New Roman" w:cs="Times New Roman"/>
+          <w:sz w:val="22"/>
+          <w:szCs w:val="22"/>
+        </w:rPr>
+        <w:t>SQL, Git</w:t>
+      </w:r>
+      <w:r>
+        <w:rPr>
+          <w:rFonts w:ascii="Times New Roman" w:hAnsi="Times New Roman" w:cs="Times New Roman"/>
+          <w:sz w:val="22"/>
+          <w:szCs w:val="22"/>
+        </w:rPr>
+        <w:t>,</w:t>
+      </w:r>
+      <w:r>
+        <w:rPr>
+          <w:rFonts w:ascii="Times New Roman" w:hAnsi="Times New Roman" w:cs="Times New Roman"/>
+          <w:sz w:val="22"/>
+          <w:szCs w:val="22"/>
+        </w:rPr>
+        <w:t xml:space="preserve"> </w:t>
+      </w:r>
+      <w:r>
+        <w:rPr>
+          <w:rFonts w:ascii="Times New Roman" w:hAnsi="Times New Roman" w:cs="Times New Roman"/>
+          <w:sz w:val="22"/>
+          <w:szCs w:val="22"/>
+        </w:rPr>
+        <w:t xml:space="preserve">MATLAB, </w:t>
+      </w:r>
+      <w:r>
+        <w:rPr>
+          <w:rFonts w:ascii="Times New Roman" w:hAnsi="Times New Roman" w:cs="Times New Roman"/>
+          <w:sz w:val="22"/>
+          <w:szCs w:val="22"/>
+        </w:rPr>
+        <w:t>Mathematica</w:t>
       </w:r>
       <w:r>
         <w:rPr>
@@ -1820,84 +1854,6 @@
           <w:szCs w:val="22"/>
         </w:rPr>
         <w:t xml:space="preserve">, </w:t>
-      </w:r>
-      <w:r>
-        <w:rPr>
-          <w:rFonts w:ascii="Times New Roman" w:hAnsi="Times New Roman" w:cs="Times New Roman"/>
-          <w:sz w:val="22"/>
-          <w:szCs w:val="22"/>
-        </w:rPr>
-        <w:t>Word, Excel</w:t>
-      </w:r>
-      <w:r>
-        <w:rPr>
-          <w:rFonts w:ascii="Times New Roman" w:hAnsi="Times New Roman" w:cs="Times New Roman"/>
-          <w:sz w:val="22"/>
-          <w:szCs w:val="22"/>
-        </w:rPr>
-        <w:t>, ImageJ</w:t>
-      </w:r>
-      <w:r>
-        <w:rPr>
-          <w:rFonts w:ascii="Times New Roman" w:hAnsi="Times New Roman" w:cs="Times New Roman"/>
-          <w:sz w:val="22"/>
-          <w:szCs w:val="22"/>
-        </w:rPr>
-        <w:t xml:space="preserve"> and PowerPoint</w:t>
-      </w:r>
-    </w:p>
-    <w:p>
-      <w:pPr>
-        <w:pStyle w:val="ListParagraph"/>
-        <w:numPr>
-          <w:ilvl w:val="0"/>
-          <w:numId w:val="8"/>
-        </w:numPr>
-        <w:rPr>
-          <w:rFonts w:ascii="Times New Roman" w:hAnsi="Times New Roman" w:cs="Times New Roman"/>
-          <w:sz w:val="22"/>
-          <w:szCs w:val="22"/>
-        </w:rPr>
-      </w:pPr>
-      <w:r>
-        <w:rPr>
-          <w:rFonts w:ascii="Times New Roman" w:hAnsi="Times New Roman" w:cs="Times New Roman"/>
-          <w:sz w:val="22"/>
-          <w:szCs w:val="22"/>
-        </w:rPr>
-        <w:t xml:space="preserve">Experience with: </w:t>
-      </w:r>
-      <w:r>
-        <w:rPr>
-          <w:rFonts w:ascii="Times New Roman" w:hAnsi="Times New Roman" w:cs="Times New Roman"/>
-          <w:sz w:val="22"/>
-          <w:szCs w:val="22"/>
-        </w:rPr>
-        <w:t>SQL, Git</w:t>
-      </w:r>
-      <w:r>
-        <w:rPr>
-          <w:rFonts w:ascii="Times New Roman" w:hAnsi="Times New Roman" w:cs="Times New Roman"/>
-          <w:sz w:val="22"/>
-          <w:szCs w:val="22"/>
-        </w:rPr>
-        <w:t>,</w:t>
-      </w:r>
-      <w:r>
-        <w:rPr>
-          <w:rFonts w:ascii="Times New Roman" w:hAnsi="Times New Roman" w:cs="Times New Roman"/>
-          <w:sz w:val="22"/>
-          <w:szCs w:val="22"/>
-        </w:rPr>
-        <w:t xml:space="preserve"> </w:t>
-      </w:r>
-      <w:r>
-        <w:rPr>
-          <w:rFonts w:ascii="Times New Roman" w:hAnsi="Times New Roman" w:cs="Times New Roman"/>
-          <w:sz w:val="22"/>
-          <w:szCs w:val="22"/>
-        </w:rPr>
-        <w:t xml:space="preserve">MATLAB, </w:t>
       </w:r>
       <w:r>
         <w:rPr>
@@ -4022,7 +3978,7 @@
 </file>
 
 <file path=customXml/itemProps1.xml><?xml version="1.0" encoding="utf-8"?>
-<ds:datastoreItem xmlns:ds="http://schemas.openxmlformats.org/officeDocument/2006/customXml" ds:itemID="{6AFB374D-0E05-C64F-A64C-D5B14961A187}">
+<ds:datastoreItem xmlns:ds="http://schemas.openxmlformats.org/officeDocument/2006/customXml" ds:itemID="{ECB11E07-C19E-6C4E-9B84-08E0DCDFBB70}">
   <ds:schemaRefs>
     <ds:schemaRef ds:uri="http://schemas.openxmlformats.org/officeDocument/2006/bibliography"/>
   </ds:schemaRefs>

--- a/data/calebhallinan.resume_nogpa.docx
+++ b/data/calebhallinan.resume_nogpa.docx
@@ -122,8 +122,6 @@
         </w:rPr>
         <w:t>eeking to leverage my passions for biology and statistics by pursing a graduate degree in Statistics/Biostatistics, ideally to further explore my interests in how deep learning can be applied to the medical field.</w:t>
       </w:r>
-      <w:bookmarkStart w:id="0" w:name="_GoBack"/>
-      <w:bookmarkEnd w:id="0"/>
     </w:p>
     <w:p>
       <w:pPr>
@@ -1855,6 +1853,16 @@
         </w:rPr>
         <w:t xml:space="preserve">, </w:t>
       </w:r>
+      <w:r>
+        <w:rPr>
+          <w:rFonts w:ascii="Times New Roman" w:hAnsi="Times New Roman" w:cs="Times New Roman"/>
+          <w:sz w:val="22"/>
+          <w:szCs w:val="22"/>
+        </w:rPr>
+        <w:t xml:space="preserve">HTML, CSS, </w:t>
+      </w:r>
+      <w:bookmarkStart w:id="0" w:name="_GoBack"/>
+      <w:bookmarkEnd w:id="0"/>
       <w:r>
         <w:rPr>
           <w:rFonts w:ascii="Times New Roman" w:hAnsi="Times New Roman" w:cs="Times New Roman"/>
@@ -3978,7 +3986,7 @@
 </file>
 
 <file path=customXml/itemProps1.xml><?xml version="1.0" encoding="utf-8"?>
-<ds:datastoreItem xmlns:ds="http://schemas.openxmlformats.org/officeDocument/2006/customXml" ds:itemID="{ECB11E07-C19E-6C4E-9B84-08E0DCDFBB70}">
+<ds:datastoreItem xmlns:ds="http://schemas.openxmlformats.org/officeDocument/2006/customXml" ds:itemID="{C5ECE211-A829-FF4A-AB74-D80001FE57C7}">
   <ds:schemaRefs>
     <ds:schemaRef ds:uri="http://schemas.openxmlformats.org/officeDocument/2006/bibliography"/>
   </ds:schemaRefs>

--- a/data/calebhallinan.resume_nogpa.docx
+++ b/data/calebhallinan.resume_nogpa.docx
@@ -120,7 +120,87 @@
           <w:sz w:val="22"/>
           <w:szCs w:val="22"/>
         </w:rPr>
-        <w:t>eeking to leverage my passions for biology and statistics by pursing a graduate degree in Statistics/Biostatistics, ideally to further explore my interests in how deep learning can be applied to the medical field.</w:t>
+        <w:t>eeking to leverage my passions for biology and statistics by pursing a</w:t>
+      </w:r>
+      <w:r>
+        <w:rPr>
+          <w:rFonts w:ascii="Times New Roman" w:hAnsi="Times New Roman" w:cs="Times New Roman"/>
+          <w:sz w:val="22"/>
+          <w:szCs w:val="22"/>
+        </w:rPr>
+        <w:t>n</w:t>
+      </w:r>
+      <w:r>
+        <w:rPr>
+          <w:rFonts w:ascii="Times New Roman" w:hAnsi="Times New Roman" w:cs="Times New Roman"/>
+          <w:sz w:val="22"/>
+          <w:szCs w:val="22"/>
+        </w:rPr>
+        <w:t xml:space="preserve"> </w:t>
+      </w:r>
+      <w:r>
+        <w:rPr>
+          <w:rFonts w:ascii="Times New Roman" w:hAnsi="Times New Roman" w:cs="Times New Roman"/>
+          <w:sz w:val="22"/>
+          <w:szCs w:val="22"/>
+        </w:rPr>
+        <w:t>occupation</w:t>
+      </w:r>
+      <w:r>
+        <w:rPr>
+          <w:rFonts w:ascii="Times New Roman" w:hAnsi="Times New Roman" w:cs="Times New Roman"/>
+          <w:sz w:val="22"/>
+          <w:szCs w:val="22"/>
+        </w:rPr>
+        <w:t xml:space="preserve"> in Statistics/Biostatistics</w:t>
+      </w:r>
+      <w:r>
+        <w:rPr>
+          <w:rFonts w:ascii="Times New Roman" w:hAnsi="Times New Roman" w:cs="Times New Roman"/>
+          <w:sz w:val="22"/>
+          <w:szCs w:val="22"/>
+        </w:rPr>
+        <w:t xml:space="preserve"> </w:t>
+      </w:r>
+      <w:r>
+        <w:rPr>
+          <w:rFonts w:ascii="Times New Roman" w:hAnsi="Times New Roman" w:cs="Times New Roman"/>
+          <w:sz w:val="22"/>
+          <w:szCs w:val="22"/>
+        </w:rPr>
+        <w:t xml:space="preserve">ideally to further explore my interests in how </w:t>
+      </w:r>
+      <w:r>
+        <w:rPr>
+          <w:rFonts w:ascii="Times New Roman" w:hAnsi="Times New Roman" w:cs="Times New Roman"/>
+          <w:sz w:val="22"/>
+          <w:szCs w:val="22"/>
+        </w:rPr>
+        <w:t xml:space="preserve">machine learning, with an emphasize on </w:t>
+      </w:r>
+      <w:r>
+        <w:rPr>
+          <w:rFonts w:ascii="Times New Roman" w:hAnsi="Times New Roman" w:cs="Times New Roman"/>
+          <w:sz w:val="22"/>
+          <w:szCs w:val="22"/>
+        </w:rPr>
+        <w:t>deep learning</w:t>
+      </w:r>
+      <w:r>
+        <w:rPr>
+          <w:rFonts w:ascii="Times New Roman" w:hAnsi="Times New Roman" w:cs="Times New Roman"/>
+          <w:sz w:val="22"/>
+          <w:szCs w:val="22"/>
+        </w:rPr>
+        <w:t>,</w:t>
+      </w:r>
+      <w:r>
+        <w:rPr>
+          <w:rFonts w:ascii="Times New Roman" w:hAnsi="Times New Roman" w:cs="Times New Roman"/>
+          <w:sz w:val="22"/>
+          <w:szCs w:val="22"/>
+        </w:rPr>
+        <w:t xml:space="preserve"> can be applied to the medical field.</w:t>
       </w:r>
     </w:p>
     <w:p>
@@ -264,6 +344,24 @@
           <w:szCs w:val="22"/>
         </w:rPr>
         <w:tab/>
+      </w:r>
+      <w:r>
+        <w:rPr>
+          <w:rFonts w:ascii="Times New Roman" w:hAnsi="Times New Roman" w:cs="Times New Roman"/>
+          <w:i/>
+          <w:sz w:val="22"/>
+          <w:szCs w:val="22"/>
+        </w:rPr>
+        <w:t>Cumulative GPA: 3.</w:t>
+      </w:r>
+      <w:r>
+        <w:rPr>
+          <w:rFonts w:ascii="Times New Roman" w:hAnsi="Times New Roman" w:cs="Times New Roman"/>
+          <w:i/>
+          <w:sz w:val="22"/>
+          <w:szCs w:val="22"/>
+        </w:rPr>
+        <w:t>754</w:t>
       </w:r>
     </w:p>
     <w:p>
@@ -1386,7 +1484,17 @@
           <w:sz w:val="22"/>
           <w:szCs w:val="22"/>
         </w:rPr>
-        <w:t>topics on network analysis and cod</w:t>
+        <w:t>topic</w:t>
+      </w:r>
+      <w:bookmarkStart w:id="0" w:name="_GoBack"/>
+      <w:bookmarkEnd w:id="0"/>
+      <w:r>
+        <w:rPr>
+          <w:rFonts w:ascii="Times New Roman" w:hAnsi="Times New Roman" w:cs="Times New Roman"/>
+          <w:sz w:val="22"/>
+          <w:szCs w:val="22"/>
+        </w:rPr>
+        <w:t>s on network analysis and cod</w:t>
       </w:r>
       <w:r>
         <w:rPr>
@@ -1861,8 +1969,6 @@
         </w:rPr>
         <w:t xml:space="preserve">HTML, CSS, </w:t>
       </w:r>
-      <w:bookmarkStart w:id="0" w:name="_GoBack"/>
-      <w:bookmarkEnd w:id="0"/>
       <w:r>
         <w:rPr>
           <w:rFonts w:ascii="Times New Roman" w:hAnsi="Times New Roman" w:cs="Times New Roman"/>
@@ -3986,7 +4092,7 @@
 </file>
 
 <file path=customXml/itemProps1.xml><?xml version="1.0" encoding="utf-8"?>
-<ds:datastoreItem xmlns:ds="http://schemas.openxmlformats.org/officeDocument/2006/customXml" ds:itemID="{C5ECE211-A829-FF4A-AB74-D80001FE57C7}">
+<ds:datastoreItem xmlns:ds="http://schemas.openxmlformats.org/officeDocument/2006/customXml" ds:itemID="{B5473536-C047-0240-B3E4-AF03A24B1DA4}">
   <ds:schemaRefs>
     <ds:schemaRef ds:uri="http://schemas.openxmlformats.org/officeDocument/2006/bibliography"/>
   </ds:schemaRefs>
